--- a/templates/packing_list_template.docx
+++ b/templates/packing_list_template.docx
@@ -1034,7 +1034,7 @@
       </w:tr>
       <w:tr>
         <w:trPr>
-          <w:trHeight w:val="454" w:hRule="atLeast"/>
+          <w:trHeight w:val="640" w:hRule="atLeast"/>
         </w:trPr>
         <w:tc>
           <w:tcPr>
@@ -1189,6 +1189,130 @@
               </w:rPr>
               <w:t xml:space="preserve">{{measurement}}{{/items}}</w:t>
             </w:r>
+          </w:p>
+        </w:tc>
+      </w:tr>
+      <w:tr>
+        <w:trPr>
+          <w:trHeight w:val="4800" w:hRule="exact"/>
+        </w:trPr>
+        <w:tc>
+          <w:tcPr>
+            <w:tcW w:w="1777" w:type="dxa"/>
+            <w:tcBorders>
+              <w:top w:val="nil"/>
+              <w:bottom w:val="nil"/>
+              <w:right w:val="dotted" w:sz="4" w:space="0" w:color="000000"/>
+            </w:tcBorders>
+          </w:tcPr>
+          <w:p>
+            <w:pPr>
+              <w:pStyle w:val="TableParagraph"/>
+              <w:ind w:left="12"/>
+              <w:rPr>
+                <w:sz w:val="19"/>
+              </w:rPr>
+            </w:pPr>
+          </w:p>
+        </w:tc>
+        <w:tc>
+          <w:tcPr>
+            <w:tcW w:w="1851" w:type="dxa"/>
+            <w:tcBorders>
+              <w:top w:val="nil"/>
+              <w:left w:val="dotted" w:sz="4" w:space="0" w:color="000000"/>
+              <w:bottom w:val="nil"/>
+              <w:right w:val="dotted" w:sz="4" w:space="0" w:color="000000"/>
+            </w:tcBorders>
+          </w:tcPr>
+          <w:p>
+            <w:pPr>
+              <w:pStyle w:val="TableParagraph"/>
+              <w:ind w:left="25"/>
+              <w:rPr>
+                <w:sz w:val="19"/>
+              </w:rPr>
+            </w:pPr>
+          </w:p>
+        </w:tc>
+        <w:tc>
+          <w:tcPr>
+            <w:tcW w:w="2053" w:type="dxa"/>
+            <w:gridSpan w:val="2"/>
+            <w:tcBorders>
+              <w:top w:val="nil"/>
+              <w:left w:val="dotted" w:sz="4" w:space="0" w:color="000000"/>
+              <w:bottom w:val="nil"/>
+              <w:right w:val="dotted" w:sz="4" w:space="0" w:color="000000"/>
+            </w:tcBorders>
+          </w:tcPr>
+          <w:p>
+            <w:pPr>
+              <w:pStyle w:val="TableParagraph"/>
+              <w:ind w:left="26"/>
+              <w:rPr>
+                <w:sz w:val="19"/>
+              </w:rPr>
+            </w:pPr>
+          </w:p>
+        </w:tc>
+        <w:tc>
+          <w:tcPr>
+            <w:tcW w:w="1250" w:type="dxa"/>
+            <w:tcBorders>
+              <w:top w:val="nil"/>
+              <w:left w:val="dotted" w:sz="4" w:space="0" w:color="000000"/>
+              <w:bottom w:val="nil"/>
+              <w:right w:val="dotted" w:sz="4" w:space="0" w:color="000000"/>
+            </w:tcBorders>
+          </w:tcPr>
+          <w:p>
+            <w:pPr>
+              <w:pStyle w:val="TableParagraph"/>
+              <w:ind w:left="28"/>
+              <w:rPr>
+                <w:sz w:val="19"/>
+              </w:rPr>
+            </w:pPr>
+          </w:p>
+        </w:tc>
+        <w:tc>
+          <w:tcPr>
+            <w:tcW w:w="1435" w:type="dxa"/>
+            <w:tcBorders>
+              <w:top w:val="nil"/>
+              <w:left w:val="dotted" w:sz="4" w:space="0" w:color="000000"/>
+              <w:bottom w:val="nil"/>
+              <w:right w:val="dotted" w:sz="4" w:space="0" w:color="000000"/>
+            </w:tcBorders>
+          </w:tcPr>
+          <w:p>
+            <w:pPr>
+              <w:pStyle w:val="TableParagraph"/>
+              <w:ind w:left="28"/>
+              <w:rPr>
+                <w:sz w:val="19"/>
+              </w:rPr>
+            </w:pPr>
+          </w:p>
+        </w:tc>
+        <w:tc>
+          <w:tcPr>
+            <w:tcW w:w="1265" w:type="dxa"/>
+            <w:tcBorders>
+              <w:top w:val="nil"/>
+              <w:left w:val="dotted" w:sz="4" w:space="0" w:color="000000"/>
+              <w:bottom w:val="nil"/>
+            </w:tcBorders>
+          </w:tcPr>
+          <w:p>
+            <w:pPr>
+              <w:pStyle w:val="TableParagraph"/>
+              <w:ind w:left="28"/>
+              <w:rPr>
+                <w:sz w:val="19"/>
+              </w:rPr>
+            </w:pPr>
           </w:p>
         </w:tc>
       </w:tr>

--- a/templates/packing_list_template.docx
+++ b/templates/packing_list_template.docx
@@ -1194,7 +1194,7 @@
       </w:tr>
       <w:tr>
         <w:trPr>
-          <w:trHeight w:val="4800" w:hRule="exact"/>
+          <w:trHeight w:val="4100" w:hRule="exact"/>
         </w:trPr>
         <w:tc>
           <w:tcPr>
